--- a/docs/Boxborough News - Read Me.docx
+++ b/docs/Boxborough News - Read Me.docx
@@ -1130,7 +1130,7 @@
       <w:r>
         <w:t xml:space="preserve">Built with </w:t>
       </w:r>
-      <w:hyperlink w:history="1" r:id="rIdmlmopt9ard62xjt3wk7_f">
+      <w:hyperlink w:history="1" r:id="rIdijz0_xjigrg_snvsnqjmc">
         <w:r>
           <w:rPr>
             <w:color w:val="2C5A3C"/>
@@ -1142,7 +1142,7 @@
       <w:r>
         <w:t xml:space="preserve">, </w:t>
       </w:r>
-      <w:hyperlink w:history="1" r:id="rIdrzywddqdy_ciagrbaeeld">
+      <w:hyperlink w:history="1" r:id="rId_re_stsexl0e5bcrjcwcr">
         <w:r>
           <w:rPr>
             <w:color w:val="2C5A3C"/>
@@ -1154,7 +1154,7 @@
       <w:r>
         <w:t xml:space="preserve">, </w:t>
       </w:r>
-      <w:hyperlink w:history="1" r:id="rIdvubcx_3t1bb2yjv5psfjz">
+      <w:hyperlink w:history="1" r:id="rIdascimjf8vlog3h1h0mkcv">
         <w:r>
           <w:rPr>
             <w:color w:val="2C5A3C"/>
@@ -1166,7 +1166,7 @@
       <w:r>
         <w:t xml:space="preserve"> and </w:t>
       </w:r>
-      <w:hyperlink w:history="1" r:id="rId0jomzzg2dvguknketnp0f">
+      <w:hyperlink w:history="1" r:id="rIdo_-9d1wirxfcjpkz_hfdo">
         <w:r>
           <w:rPr>
             <w:color w:val="2C5A3C"/>

--- a/docs/Boxborough News - Read Me.docx
+++ b/docs/Boxborough News - Read Me.docx
@@ -91,7 +91,7 @@
         <w:t xml:space="preserve"> </w:t>
       </w:r>
       <w:r>
-        <w:t xml:space="preserve">is assembled every Friday morning from that week's articles and saved as a draft in Kit, ready for an editor to review and send.</w:t>
+        <w:t xml:space="preserve">is assembled every Friday morning from that week’s articles and saved as a draft in Kit, ready for an editor to review and send.</w:t>
       </w:r>
     </w:p>
     <w:p>
@@ -128,7 +128,7 @@
     <w:tbl>
       <w:tblPr>
         <w:tblStyle w:val="Table"/>
-        <w:tblW w:type="auto" w:w="0"/>
+        <w:tblW w:type="pct" w:w="5000"/>
         <w:tblLook w:firstRow="1" w:lastRow="0" w:firstColumn="0" w:lastColumn="0" w:noHBand="0" w:noVBand="0" w:val="0020"/>
         <w:jc w:val="start"/>
       </w:tblPr>
@@ -160,7 +160,7 @@
               <w:jc w:val="left"/>
             </w:pPr>
             <w:r>
-              <w:t xml:space="preserve">What's in it</w:t>
+              <w:t xml:space="preserve">What’s in it</w:t>
             </w:r>
           </w:p>
         </w:tc>
@@ -189,7 +189,45 @@
               <w:jc w:val="left"/>
             </w:pPr>
             <w:r>
-              <w:t xml:space="preserve">News and feature articles (one file each)</w:t>
+              <w:t xml:space="preserve">News and feature articles from September 2026 on (one file each)</w:t>
+            </w:r>
+          </w:p>
+        </w:tc>
+      </w:tr>
+      <w:tr>
+        <w:tc>
+          <w:tcPr/>
+          <w:p>
+            <w:pPr>
+              <w:pStyle w:val="Compact"/>
+              <w:jc w:val="left"/>
+            </w:pPr>
+            <w:r>
+              <w:rPr>
+                <w:rStyle w:val="VerbatimChar"/>
+              </w:rPr>
+              <w:t xml:space="preserve">src/past-articles/</w:t>
+            </w:r>
+          </w:p>
+        </w:tc>
+        <w:tc>
+          <w:tcPr/>
+          <w:p>
+            <w:pPr>
+              <w:pStyle w:val="Compact"/>
+              <w:jc w:val="left"/>
+            </w:pPr>
+            <w:r>
+              <w:t xml:space="preserve">Articles imported from the old website, June 2023 to August 2026; photos in</w:t>
+            </w:r>
+            <w:r>
+              <w:t xml:space="preserve"> </w:t>
+            </w:r>
+            <w:r>
+              <w:rPr>
+                <w:rStyle w:val="VerbatimChar"/>
+              </w:rPr>
+              <w:t xml:space="preserve">src/media/archive/</w:t>
             </w:r>
           </w:p>
         </w:tc>
@@ -276,7 +314,25 @@
               <w:jc w:val="left"/>
             </w:pPr>
             <w:r>
-              <w:t xml:space="preserve">Site settings, Town Hall note, newsletter settings, sections, old-site redirects</w:t>
+              <w:t xml:space="preserve">Site settings, Town Hall note, newsletter settings, sections, old-site redirects (</w:t>
+            </w:r>
+            <w:r>
+              <w:rPr>
+                <w:rStyle w:val="VerbatimChar"/>
+              </w:rPr>
+              <w:t xml:space="preserve">redirects.json</w:t>
+            </w:r>
+            <w:r>
+              <w:t xml:space="preserve">) and old article links (</w:t>
+            </w:r>
+            <w:r>
+              <w:rPr>
+                <w:rStyle w:val="VerbatimChar"/>
+              </w:rPr>
+              <w:t xml:space="preserve">oldLinks.json</w:t>
+            </w:r>
+            <w:r>
+              <w:t xml:space="preserve">)</w:t>
             </w:r>
           </w:p>
         </w:tc>
@@ -462,7 +518,54 @@
               <w:jc w:val="left"/>
             </w:pPr>
             <w:r>
-              <w:t xml:space="preserve">Reads upcoming meetings from the town's calendar feed</w:t>
+              <w:t xml:space="preserve">Reads upcoming meetings from the town’s calendar feed</w:t>
+            </w:r>
+          </w:p>
+        </w:tc>
+      </w:tr>
+      <w:tr>
+        <w:tc>
+          <w:tcPr/>
+          <w:p>
+            <w:pPr>
+              <w:pStyle w:val="Compact"/>
+              <w:jc w:val="left"/>
+            </w:pPr>
+            <w:r>
+              <w:rPr>
+                <w:rStyle w:val="VerbatimChar"/>
+              </w:rPr>
+              <w:t xml:space="preserve">scripts/shrink-photos.js</w:t>
+            </w:r>
+          </w:p>
+        </w:tc>
+        <w:tc>
+          <w:tcPr/>
+          <w:p>
+            <w:pPr>
+              <w:pStyle w:val="Compact"/>
+              <w:jc w:val="left"/>
+            </w:pPr>
+            <w:r>
+              <w:t xml:space="preserve">Shrinks large uploaded photos (run by the</w:t>
+            </w:r>
+            <w:r>
+              <w:t xml:space="preserve"> </w:t>
+            </w:r>
+            <w:r>
+              <w:t xml:space="preserve">“</w:t>
+            </w:r>
+            <w:r>
+              <w:t xml:space="preserve">Shrink uploaded photos</w:t>
+            </w:r>
+            <w:r>
+              <w:t xml:space="preserve">”</w:t>
+            </w:r>
+            <w:r>
+              <w:t xml:space="preserve"> </w:t>
+            </w:r>
+            <w:r>
+              <w:t xml:space="preserve">workflow)</w:t>
             </w:r>
           </w:p>
         </w:tc>
@@ -491,7 +594,25 @@
               <w:jc w:val="left"/>
             </w:pPr>
             <w:r>
-              <w:t xml:space="preserve">One-time helper that saves photos imported from the old website (run by the "Save imported photos" workflow)</w:t>
+              <w:t xml:space="preserve">One-time helper that saves photos imported from the old website (run by the</w:t>
+            </w:r>
+            <w:r>
+              <w:t xml:space="preserve"> </w:t>
+            </w:r>
+            <w:r>
+              <w:t xml:space="preserve">“</w:t>
+            </w:r>
+            <w:r>
+              <w:t xml:space="preserve">Save imported photos</w:t>
+            </w:r>
+            <w:r>
+              <w:t xml:space="preserve">”</w:t>
+            </w:r>
+            <w:r>
+              <w:t xml:space="preserve"> </w:t>
+            </w:r>
+            <w:r>
+              <w:t xml:space="preserve">workflow)</w:t>
             </w:r>
           </w:p>
         </w:tc>
@@ -587,7 +708,7 @@
               <w:jc w:val="left"/>
             </w:pPr>
             <w:r>
-              <w:t xml:space="preserve">Defines the editor's forms in Pages CMS</w:t>
+              <w:t xml:space="preserve">Defines the editor’s forms in Pages CMS</w:t>
             </w:r>
           </w:p>
         </w:tc>
@@ -734,7 +855,7 @@
         <w:sz w:val="17"/>
         <w:szCs w:val="17"/>
       </w:rPr>
-      <w:t xml:space="preserve">Boxborough News · Read Me</w:t>
+      <w:t xml:space="preserve">Boxborough News · Editor's Guide</w:t>
     </w:r>
     <w:r>
       <w:rPr>
@@ -877,6 +998,110 @@
       </w:rPr>
     </w:lvl>
   </w:abstractNum>
+  <w:abstractNum w15:restartNumberingAfterBreak="0" w:abstractNumId="3">
+    <w:multiLevelType w:val="hybridMultilevel"/>
+    <w:lvl w15:tentative="1" w:ilvl="0">
+      <w:start w:val="1"/>
+      <w:numFmt w:val="decimal"/>
+      <w:lvlText w:val="%1."/>
+      <w:lvlJc w:val="left"/>
+      <w:pPr>
+        <w:ind w:hanging="340" w:left="440"/>
+      </w:pPr>
+      <w:rPr>
+        <w:b/>
+        <w:bCs/>
+        <w:color w:val="2C5A3C"/>
+      </w:rPr>
+    </w:lvl>
+    <w:lvl w15:tentative="1" w:ilvl="1">
+      <w:start w:val="1"/>
+      <w:numFmt w:val="bullet"/>
+      <w:lvlText w:val="–"/>
+      <w:lvlJc w:val="left"/>
+      <w:pPr>
+        <w:ind w:hanging="260" w:left="860"/>
+      </w:pPr>
+    </w:lvl>
+  </w:abstractNum>
+  <w:abstractNum w15:restartNumberingAfterBreak="0" w:abstractNumId="4">
+    <w:multiLevelType w:val="hybridMultilevel"/>
+    <w:lvl w15:tentative="1" w:ilvl="0">
+      <w:start w:val="1"/>
+      <w:numFmt w:val="decimal"/>
+      <w:lvlText w:val="%1."/>
+      <w:lvlJc w:val="left"/>
+      <w:pPr>
+        <w:ind w:hanging="340" w:left="440"/>
+      </w:pPr>
+      <w:rPr>
+        <w:b/>
+        <w:bCs/>
+        <w:color w:val="2C5A3C"/>
+      </w:rPr>
+    </w:lvl>
+    <w:lvl w15:tentative="1" w:ilvl="1">
+      <w:start w:val="1"/>
+      <w:numFmt w:val="bullet"/>
+      <w:lvlText w:val="–"/>
+      <w:lvlJc w:val="left"/>
+      <w:pPr>
+        <w:ind w:hanging="260" w:left="860"/>
+      </w:pPr>
+    </w:lvl>
+  </w:abstractNum>
+  <w:abstractNum w15:restartNumberingAfterBreak="0" w:abstractNumId="5">
+    <w:multiLevelType w:val="hybridMultilevel"/>
+    <w:lvl w15:tentative="1" w:ilvl="0">
+      <w:start w:val="1"/>
+      <w:numFmt w:val="decimal"/>
+      <w:lvlText w:val="%1."/>
+      <w:lvlJc w:val="left"/>
+      <w:pPr>
+        <w:ind w:hanging="340" w:left="440"/>
+      </w:pPr>
+      <w:rPr>
+        <w:b/>
+        <w:bCs/>
+        <w:color w:val="2C5A3C"/>
+      </w:rPr>
+    </w:lvl>
+    <w:lvl w15:tentative="1" w:ilvl="1">
+      <w:start w:val="1"/>
+      <w:numFmt w:val="bullet"/>
+      <w:lvlText w:val="–"/>
+      <w:lvlJc w:val="left"/>
+      <w:pPr>
+        <w:ind w:hanging="260" w:left="860"/>
+      </w:pPr>
+    </w:lvl>
+  </w:abstractNum>
+  <w:abstractNum w15:restartNumberingAfterBreak="0" w:abstractNumId="6">
+    <w:multiLevelType w:val="hybridMultilevel"/>
+    <w:lvl w15:tentative="1" w:ilvl="0">
+      <w:start w:val="1"/>
+      <w:numFmt w:val="decimal"/>
+      <w:lvlText w:val="%1."/>
+      <w:lvlJc w:val="left"/>
+      <w:pPr>
+        <w:ind w:hanging="340" w:left="440"/>
+      </w:pPr>
+      <w:rPr>
+        <w:b/>
+        <w:bCs/>
+        <w:color w:val="2C5A3C"/>
+      </w:rPr>
+    </w:lvl>
+    <w:lvl w15:tentative="1" w:ilvl="1">
+      <w:start w:val="1"/>
+      <w:numFmt w:val="bullet"/>
+      <w:lvlText w:val="–"/>
+      <w:lvlJc w:val="left"/>
+      <w:pPr>
+        <w:ind w:hanging="260" w:left="860"/>
+      </w:pPr>
+    </w:lvl>
+  </w:abstractNum>
   <w:abstractNum w:abstractNumId="990">
     <w:nsid w:val="A990"/>
     <w:multiLevelType w:val="multilevel"/>
@@ -1036,7 +1261,31 @@
     </w:lvlOverride>
   </w:num>
   <w:num w:numId="2">
+    <w:abstractNumId w:val="3"/>
+    <w:lvlOverride w:ilvl="0">
+      <w:startOverride w:val="1"/>
+    </w:lvlOverride>
+  </w:num>
+  <w:num w:numId="3">
+    <w:abstractNumId w:val="4"/>
+    <w:lvlOverride w:ilvl="0">
+      <w:startOverride w:val="1"/>
+    </w:lvlOverride>
+  </w:num>
+  <w:num w:numId="4">
     <w:abstractNumId w:val="2"/>
+    <w:lvlOverride w:ilvl="0">
+      <w:startOverride w:val="1"/>
+    </w:lvlOverride>
+  </w:num>
+  <w:num w:numId="5">
+    <w:abstractNumId w:val="5"/>
+    <w:lvlOverride w:ilvl="0">
+      <w:startOverride w:val="1"/>
+    </w:lvlOverride>
+  </w:num>
+  <w:num w:numId="6">
+    <w:abstractNumId w:val="6"/>
     <w:lvlOverride w:ilvl="0">
       <w:startOverride w:val="1"/>
     </w:lvlOverride>
@@ -1295,6 +1544,240 @@
       <w:sz w:val="25"/>
       <w:szCs w:val="25"/>
     </w:rPr>
+  </w:style>
+  <w:style w:customStyle="1" w:styleId="SourceCode" w:type="paragraph">
+    <w:name w:val="Source Code"/>
+    <w:basedOn w:val="Normal"/>
+    <w:link w:val="VerbatimChar"/>
+    <w:pPr>
+      <w:wordWrap w:val="off"/>
+    </w:pPr>
+  </w:style>
+  <w:style w:customStyle="1" w:styleId="KeywordTok" w:type="character">
+    <w:name w:val="KeywordTok"/>
+    <w:basedOn w:val="VerbatimChar"/>
+    <w:rPr>
+      <w:color w:val="007020"/>
+      <w:b/>
+    </w:rPr>
+  </w:style>
+  <w:style w:customStyle="1" w:styleId="DataTypeTok" w:type="character">
+    <w:name w:val="DataTypeTok"/>
+    <w:basedOn w:val="VerbatimChar"/>
+    <w:rPr>
+      <w:color w:val="902000"/>
+    </w:rPr>
+  </w:style>
+  <w:style w:customStyle="1" w:styleId="DecValTok" w:type="character">
+    <w:name w:val="DecValTok"/>
+    <w:basedOn w:val="VerbatimChar"/>
+    <w:rPr>
+      <w:color w:val="40a070"/>
+    </w:rPr>
+  </w:style>
+  <w:style w:customStyle="1" w:styleId="BaseNTok" w:type="character">
+    <w:name w:val="BaseNTok"/>
+    <w:basedOn w:val="VerbatimChar"/>
+    <w:rPr>
+      <w:color w:val="40a070"/>
+    </w:rPr>
+  </w:style>
+  <w:style w:customStyle="1" w:styleId="FloatTok" w:type="character">
+    <w:name w:val="FloatTok"/>
+    <w:basedOn w:val="VerbatimChar"/>
+    <w:rPr>
+      <w:color w:val="40a070"/>
+    </w:rPr>
+  </w:style>
+  <w:style w:customStyle="1" w:styleId="ConstantTok" w:type="character">
+    <w:name w:val="ConstantTok"/>
+    <w:basedOn w:val="VerbatimChar"/>
+    <w:rPr>
+      <w:color w:val="880000"/>
+    </w:rPr>
+  </w:style>
+  <w:style w:customStyle="1" w:styleId="CharTok" w:type="character">
+    <w:name w:val="CharTok"/>
+    <w:basedOn w:val="VerbatimChar"/>
+    <w:rPr>
+      <w:color w:val="4070a0"/>
+    </w:rPr>
+  </w:style>
+  <w:style w:customStyle="1" w:styleId="SpecialCharTok" w:type="character">
+    <w:name w:val="SpecialCharTok"/>
+    <w:basedOn w:val="VerbatimChar"/>
+    <w:rPr>
+      <w:color w:val="4070a0"/>
+    </w:rPr>
+  </w:style>
+  <w:style w:customStyle="1" w:styleId="StringTok" w:type="character">
+    <w:name w:val="StringTok"/>
+    <w:basedOn w:val="VerbatimChar"/>
+    <w:rPr>
+      <w:color w:val="4070a0"/>
+    </w:rPr>
+  </w:style>
+  <w:style w:customStyle="1" w:styleId="VerbatimStringTok" w:type="character">
+    <w:name w:val="VerbatimStringTok"/>
+    <w:basedOn w:val="VerbatimChar"/>
+    <w:rPr>
+      <w:color w:val="4070a0"/>
+    </w:rPr>
+  </w:style>
+  <w:style w:customStyle="1" w:styleId="SpecialStringTok" w:type="character">
+    <w:name w:val="SpecialStringTok"/>
+    <w:basedOn w:val="VerbatimChar"/>
+    <w:rPr>
+      <w:color w:val="bb6688"/>
+    </w:rPr>
+  </w:style>
+  <w:style w:customStyle="1" w:styleId="ImportTok" w:type="character">
+    <w:name w:val="ImportTok"/>
+    <w:basedOn w:val="VerbatimChar"/>
+    <w:rPr>
+      <w:color w:val="008000"/>
+      <w:b/>
+    </w:rPr>
+  </w:style>
+  <w:style w:customStyle="1" w:styleId="CommentTok" w:type="character">
+    <w:name w:val="CommentTok"/>
+    <w:basedOn w:val="VerbatimChar"/>
+    <w:rPr>
+      <w:color w:val="60a0b0"/>
+      <w:i/>
+    </w:rPr>
+  </w:style>
+  <w:style w:customStyle="1" w:styleId="DocumentationTok" w:type="character">
+    <w:name w:val="DocumentationTok"/>
+    <w:basedOn w:val="VerbatimChar"/>
+    <w:rPr>
+      <w:color w:val="ba2121"/>
+      <w:i/>
+    </w:rPr>
+  </w:style>
+  <w:style w:customStyle="1" w:styleId="AnnotationTok" w:type="character">
+    <w:name w:val="AnnotationTok"/>
+    <w:basedOn w:val="VerbatimChar"/>
+    <w:rPr>
+      <w:color w:val="60a0b0"/>
+      <w:b/>
+      <w:i/>
+    </w:rPr>
+  </w:style>
+  <w:style w:customStyle="1" w:styleId="CommentVarTok" w:type="character">
+    <w:name w:val="CommentVarTok"/>
+    <w:basedOn w:val="VerbatimChar"/>
+    <w:rPr>
+      <w:color w:val="60a0b0"/>
+      <w:b/>
+      <w:i/>
+    </w:rPr>
+  </w:style>
+  <w:style w:customStyle="1" w:styleId="OtherTok" w:type="character">
+    <w:name w:val="OtherTok"/>
+    <w:basedOn w:val="VerbatimChar"/>
+    <w:rPr>
+      <w:color w:val="007020"/>
+    </w:rPr>
+  </w:style>
+  <w:style w:customStyle="1" w:styleId="FunctionTok" w:type="character">
+    <w:name w:val="FunctionTok"/>
+    <w:basedOn w:val="VerbatimChar"/>
+    <w:rPr>
+      <w:color w:val="06287e"/>
+    </w:rPr>
+  </w:style>
+  <w:style w:customStyle="1" w:styleId="VariableTok" w:type="character">
+    <w:name w:val="VariableTok"/>
+    <w:basedOn w:val="VerbatimChar"/>
+    <w:rPr>
+      <w:color w:val="19177c"/>
+    </w:rPr>
+  </w:style>
+  <w:style w:customStyle="1" w:styleId="ControlFlowTok" w:type="character">
+    <w:name w:val="ControlFlowTok"/>
+    <w:basedOn w:val="VerbatimChar"/>
+    <w:rPr>
+      <w:color w:val="007020"/>
+      <w:b/>
+    </w:rPr>
+  </w:style>
+  <w:style w:customStyle="1" w:styleId="OperatorTok" w:type="character">
+    <w:name w:val="OperatorTok"/>
+    <w:basedOn w:val="VerbatimChar"/>
+    <w:rPr>
+      <w:color w:val="666666"/>
+    </w:rPr>
+  </w:style>
+  <w:style w:customStyle="1" w:styleId="BuiltInTok" w:type="character">
+    <w:name w:val="BuiltInTok"/>
+    <w:basedOn w:val="VerbatimChar"/>
+    <w:rPr>
+      <w:color w:val="008000"/>
+    </w:rPr>
+  </w:style>
+  <w:style w:customStyle="1" w:styleId="ExtensionTok" w:type="character">
+    <w:name w:val="ExtensionTok"/>
+    <w:basedOn w:val="VerbatimChar"/>
+    <w:rPr/>
+  </w:style>
+  <w:style w:customStyle="1" w:styleId="PreprocessorTok" w:type="character">
+    <w:name w:val="PreprocessorTok"/>
+    <w:basedOn w:val="VerbatimChar"/>
+    <w:rPr>
+      <w:color w:val="bc7a00"/>
+    </w:rPr>
+  </w:style>
+  <w:style w:customStyle="1" w:styleId="AttributeTok" w:type="character">
+    <w:name w:val="AttributeTok"/>
+    <w:basedOn w:val="VerbatimChar"/>
+    <w:rPr>
+      <w:color w:val="7d9029"/>
+    </w:rPr>
+  </w:style>
+  <w:style w:customStyle="1" w:styleId="RegionMarkerTok" w:type="character">
+    <w:name w:val="RegionMarkerTok"/>
+    <w:basedOn w:val="VerbatimChar"/>
+    <w:rPr/>
+  </w:style>
+  <w:style w:customStyle="1" w:styleId="InformationTok" w:type="character">
+    <w:name w:val="InformationTok"/>
+    <w:basedOn w:val="VerbatimChar"/>
+    <w:rPr>
+      <w:color w:val="60a0b0"/>
+      <w:b/>
+      <w:i/>
+    </w:rPr>
+  </w:style>
+  <w:style w:customStyle="1" w:styleId="WarningTok" w:type="character">
+    <w:name w:val="WarningTok"/>
+    <w:basedOn w:val="VerbatimChar"/>
+    <w:rPr>
+      <w:color w:val="60a0b0"/>
+      <w:b/>
+      <w:i/>
+    </w:rPr>
+  </w:style>
+  <w:style w:customStyle="1" w:styleId="AlertTok" w:type="character">
+    <w:name w:val="AlertTok"/>
+    <w:basedOn w:val="VerbatimChar"/>
+    <w:rPr>
+      <w:color w:val="ff0000"/>
+      <w:b/>
+    </w:rPr>
+  </w:style>
+  <w:style w:customStyle="1" w:styleId="ErrorTok" w:type="character">
+    <w:name w:val="ErrorTok"/>
+    <w:basedOn w:val="VerbatimChar"/>
+    <w:rPr>
+      <w:color w:val="ff0000"/>
+      <w:b/>
+    </w:rPr>
+  </w:style>
+  <w:style w:customStyle="1" w:styleId="NormalTok" w:type="character">
+    <w:name w:val="NormalTok"/>
+    <w:basedOn w:val="VerbatimChar"/>
+    <w:rPr/>
   </w:style>
   <w:style w:type="paragraph" w:customStyle="1" w:styleId="SourceCode">
     <w:name w:val="Source Code"/>

--- a/docs/Boxborough News - Read Me.docx
+++ b/docs/Boxborough News - Read Me.docx
@@ -189,7 +189,7 @@
               <w:jc w:val="left"/>
             </w:pPr>
             <w:r>
-              <w:t xml:space="preserve">News and feature articles from September 2026 on (one file each)</w:t>
+              <w:t xml:space="preserve">News and feature articles from the last two months (one file each)</w:t>
             </w:r>
           </w:p>
         </w:tc>
@@ -206,19 +206,31 @@
               <w:rPr>
                 <w:rStyle w:val="VerbatimChar"/>
               </w:rPr>
-              <w:t xml:space="preserve">src/past-articles/</w:t>
-            </w:r>
-          </w:p>
-        </w:tc>
-        <w:tc>
-          <w:tcPr/>
-          <w:p>
-            <w:pPr>
-              <w:pStyle w:val="Compact"/>
-              <w:jc w:val="left"/>
-            </w:pPr>
-            <w:r>
-              <w:t xml:space="preserve">Articles imported from the old website, June 2023 to August 2026; photos in</w:t>
+              <w:t xml:space="preserve">src/past-articles/YEAR/MONTH/</w:t>
+            </w:r>
+          </w:p>
+        </w:tc>
+        <w:tc>
+          <w:tcPr/>
+          <w:p>
+            <w:pPr>
+              <w:pStyle w:val="Compact"/>
+              <w:jc w:val="left"/>
+            </w:pPr>
+            <w:r>
+              <w:t xml:space="preserve">Older articles, including those imported from the old website (June 2023 on); moved here monthly by</w:t>
+            </w:r>
+            <w:r>
+              <w:t xml:space="preserve"> </w:t>
+            </w:r>
+            <w:r>
+              <w:rPr>
+                <w:rStyle w:val="VerbatimChar"/>
+              </w:rPr>
+              <w:t xml:space="preserve">scripts/archive-old-articles.js</w:t>
+            </w:r>
+            <w:r>
+              <w:t xml:space="preserve">. Imported photos are in</w:t>
             </w:r>
             <w:r>
               <w:t xml:space="preserve"> </w:t>
@@ -314,7 +326,7 @@
               <w:jc w:val="left"/>
             </w:pPr>
             <w:r>
-              <w:t xml:space="preserve">Site settings, Town Hall note, newsletter settings, sections, old-site redirects (</w:t>
+              <w:t xml:space="preserve">Site settings, town meetings note and calendar feed, newsletter settings, sections, old-site redirects (</w:t>
             </w:r>
             <w:r>
               <w:rPr>
@@ -557,53 +569,6 @@
             </w:r>
             <w:r>
               <w:t xml:space="preserve">Shrink uploaded photos</w:t>
-            </w:r>
-            <w:r>
-              <w:t xml:space="preserve">”</w:t>
-            </w:r>
-            <w:r>
-              <w:t xml:space="preserve"> </w:t>
-            </w:r>
-            <w:r>
-              <w:t xml:space="preserve">workflow)</w:t>
-            </w:r>
-          </w:p>
-        </w:tc>
-      </w:tr>
-      <w:tr>
-        <w:tc>
-          <w:tcPr/>
-          <w:p>
-            <w:pPr>
-              <w:pStyle w:val="Compact"/>
-              <w:jc w:val="left"/>
-            </w:pPr>
-            <w:r>
-              <w:rPr>
-                <w:rStyle w:val="VerbatimChar"/>
-              </w:rPr>
-              <w:t xml:space="preserve">tools/save-remote-photos.js</w:t>
-            </w:r>
-          </w:p>
-        </w:tc>
-        <w:tc>
-          <w:tcPr/>
-          <w:p>
-            <w:pPr>
-              <w:pStyle w:val="Compact"/>
-              <w:jc w:val="left"/>
-            </w:pPr>
-            <w:r>
-              <w:t xml:space="preserve">One-time helper that saves photos imported from the old website (run by the</w:t>
-            </w:r>
-            <w:r>
-              <w:t xml:space="preserve"> </w:t>
-            </w:r>
-            <w:r>
-              <w:t xml:space="preserve">“</w:t>
-            </w:r>
-            <w:r>
-              <w:t xml:space="preserve">Save imported photos</w:t>
             </w:r>
             <w:r>
               <w:t xml:space="preserve">”</w:t>
